--- a/tools/md2docx/multi-templates/reference_gost.docx
+++ b/tools/md2docx/multi-templates/reference_gost.docx
@@ -240,6 +240,41 @@
   </w:num>
   <w:num w:numId="9">
     <w:abstractNumId w:val="0"/>
+  </w:num>
+  <w:abstractNum w:abstractNumId="100">
+    <w:nsid w:val="10000001"/>
+    <w:multiLevelType w:val="multilevel"/>
+    <w:tmpl w:val="10000001"/>
+    <w:lvl w:ilvl="0">
+      <w:start w:val="1"/>
+      <w:numFmt w:val="decimal"/>
+      <w:lvlText w:val="%1."/>
+      <w:lvlJc w:val="left"/>
+      <w:pPr>
+        <w:ind w:left="432" w:hanging="432"/>
+      </w:pPr>
+    </w:lvl>
+    <w:lvl w:ilvl="1">
+      <w:start w:val="1"/>
+      <w:numFmt w:val="decimal"/>
+      <w:lvlText w:val="%1.%2."/>
+      <w:lvlJc w:val="left"/>
+      <w:pPr>
+        <w:ind w:left="576" w:hanging="576"/>
+      </w:pPr>
+    </w:lvl>
+    <w:lvl w:ilvl="2">
+      <w:start w:val="1"/>
+      <w:numFmt w:val="decimal"/>
+      <w:lvlText w:val="%1.%2.%3."/>
+      <w:lvlJc w:val="left"/>
+      <w:pPr>
+        <w:ind w:left="720" w:hanging="720"/>
+      </w:pPr>
+    </w:lvl>
+  </w:abstractNum>
+  <w:num w:numId="100">
+    <w:abstractNumId w:val="100"/>
   </w:num>
 </w:numbering>
 </file>
@@ -466,6 +501,10 @@
     <w:qFormat/>
     <w:rsid w:val="00FC693F"/>
     <w:pPr>
+      <w:numPr>
+        <w:ilvl w:val="0"/>
+        <w:numId w:val="100"/>
+      </w:numPr>
       <w:keepNext/>
       <w:keepLines/>
       <w:spacing w:before="480" w:after="0"/>
@@ -490,6 +529,10 @@
     <w:qFormat/>
     <w:rsid w:val="00FC693F"/>
     <w:pPr>
+      <w:numPr>
+        <w:ilvl w:val="1"/>
+        <w:numId w:val="100"/>
+      </w:numPr>
       <w:keepNext/>
       <w:keepLines/>
       <w:spacing w:before="200" w:after="0"/>
@@ -514,6 +557,10 @@
     <w:qFormat/>
     <w:rsid w:val="00FC693F"/>
     <w:pPr>
+      <w:numPr>
+        <w:ilvl w:val="2"/>
+        <w:numId w:val="100"/>
+      </w:numPr>
       <w:keepNext/>
       <w:keepLines/>
       <w:spacing w:before="200" w:after="0"/>
@@ -759,14 +806,17 @@
         <w:bottom w:val="single" w:sz="8" w:space="4" w:color="4F81BD" w:themeColor="accent1"/>
       </w:pBdr>
       <w:spacing w:after="300" w:line="240" w:lineRule="auto"/>
+      <w:ind w:firstLine="0"/>
       <w:contextualSpacing/>
+      <w:jc w:val="center"/>
     </w:pPr>
     <w:rPr>
-      <w:rFonts w:asciiTheme="majorHAnsi" w:eastAsiaTheme="majorEastAsia" w:hAnsiTheme="majorHAnsi" w:cstheme="majorBidi"/>
-      <w:color w:val="17365D" w:themeColor="text2" w:themeShade="BF"/>
+      <w:rFonts w:asciiTheme="majorHAnsi" w:eastAsiaTheme="majorEastAsia" w:hAnsiTheme="majorHAnsi" w:cstheme="majorBidi" w:ascii="Times New Roman" w:hAnsi="Times New Roman" w:eastAsia="Times New Roman" w:cs="Times New Roman"/>
+      <w:b/>
+      <w:color w:val="000000"/>
       <w:spacing w:val="5"/>
       <w:kern w:val="28"/>
-      <w:sz w:val="52"/>
+      <w:sz w:val="40"/>
       <w:szCs w:val="52"/>
     </w:rPr>
   </w:style>
@@ -797,14 +847,16 @@
       <w:numPr>
         <w:ilvl w:val="1"/>
       </w:numPr>
+      <w:ind w:firstLine="0"/>
+      <w:jc w:val="center"/>
     </w:pPr>
     <w:rPr>
-      <w:rFonts w:asciiTheme="majorHAnsi" w:eastAsiaTheme="majorEastAsia" w:hAnsiTheme="majorHAnsi" w:cstheme="majorBidi"/>
+      <w:rFonts w:asciiTheme="majorHAnsi" w:eastAsiaTheme="majorEastAsia" w:hAnsiTheme="majorHAnsi" w:cstheme="majorBidi" w:ascii="Times New Roman" w:hAnsi="Times New Roman" w:eastAsia="Times New Roman" w:cs="Times New Roman"/>
       <w:i/>
       <w:iCs/>
-      <w:color w:val="4F81BD" w:themeColor="accent1"/>
+      <w:color w:val="000000"/>
       <w:spacing w:val="15"/>
-      <w:sz w:val="24"/>
+      <w:sz w:val="28"/>
       <w:szCs w:val="24"/>
     </w:rPr>
   </w:style>

--- a/tools/md2docx/multi-templates/reference_gost.docx
+++ b/tools/md2docx/multi-templates/reference_gost.docx
@@ -806,17 +806,14 @@
         <w:bottom w:val="single" w:sz="8" w:space="4" w:color="4F81BD" w:themeColor="accent1"/>
       </w:pBdr>
       <w:spacing w:after="300" w:line="240" w:lineRule="auto"/>
-      <w:ind w:firstLine="0"/>
       <w:contextualSpacing/>
-      <w:jc w:val="center"/>
     </w:pPr>
     <w:rPr>
-      <w:rFonts w:asciiTheme="majorHAnsi" w:eastAsiaTheme="majorEastAsia" w:hAnsiTheme="majorHAnsi" w:cstheme="majorBidi" w:ascii="Times New Roman" w:hAnsi="Times New Roman" w:eastAsia="Times New Roman" w:cs="Times New Roman"/>
-      <w:b/>
-      <w:color w:val="000000"/>
+      <w:rFonts w:asciiTheme="majorHAnsi" w:eastAsiaTheme="majorEastAsia" w:hAnsiTheme="majorHAnsi" w:cstheme="majorBidi"/>
+      <w:color w:val="17365D" w:themeColor="text2" w:themeShade="BF"/>
       <w:spacing w:val="5"/>
       <w:kern w:val="28"/>
-      <w:sz w:val="40"/>
+      <w:sz w:val="52"/>
       <w:szCs w:val="52"/>
     </w:rPr>
   </w:style>
@@ -847,16 +844,14 @@
       <w:numPr>
         <w:ilvl w:val="1"/>
       </w:numPr>
-      <w:ind w:firstLine="0"/>
-      <w:jc w:val="center"/>
     </w:pPr>
     <w:rPr>
-      <w:rFonts w:asciiTheme="majorHAnsi" w:eastAsiaTheme="majorEastAsia" w:hAnsiTheme="majorHAnsi" w:cstheme="majorBidi" w:ascii="Times New Roman" w:hAnsi="Times New Roman" w:eastAsia="Times New Roman" w:cs="Times New Roman"/>
+      <w:rFonts w:asciiTheme="majorHAnsi" w:eastAsiaTheme="majorEastAsia" w:hAnsiTheme="majorHAnsi" w:cstheme="majorBidi"/>
       <w:i/>
       <w:iCs/>
-      <w:color w:val="000000"/>
+      <w:color w:val="4F81BD" w:themeColor="accent1"/>
       <w:spacing w:val="15"/>
-      <w:sz w:val="28"/>
+      <w:sz w:val="24"/>
       <w:szCs w:val="24"/>
     </w:rPr>
   </w:style>
@@ -12147,6 +12142,28 @@
         <w:shd w:val="clear" w:color="auto" w:fill="FBCAA2" w:themeFill="accent6" w:themeFillTint="7F"/>
       </w:tcPr>
     </w:tblStylePr>
+  </w:style>
+  <w:style w:type="paragraph" w:customStyle="1" w:styleId="2_Названиедокумента">
+    <w:name w:val="2_Название документа"/>
+    <w:pPr>
+      <w:spacing w:after="200" w:line="276" w:lineRule="auto"/>
+      <w:ind w:firstLine="0"/>
+      <w:jc w:val="center"/>
+    </w:pPr>
+    <w:rPr>
+      <w:rFonts w:ascii="Times New Roman" w:hAnsi="Times New Roman" w:eastAsia="Times New Roman" w:cs="Times New Roman"/>
+      <w:b w:val="0"/>
+      <w:color w:val="000000"/>
+      <w:sz w:val="28"/>
+    </w:rPr>
+  </w:style>
+  <w:style w:type="paragraph" w:customStyle="1" w:styleId="2_Текстштампа">
+    <w:name w:val="2_Текст штампа"/>
+    <w:basedOn w:val="Normal"/>
+    <w:pPr>
+      <w:ind w:firstLine="0"/>
+      <w:jc w:val="center"/>
+    </w:pPr>
   </w:style>
 </w:styles>
 </file>

--- a/tools/md2docx/multi-templates/reference_gost.docx
+++ b/tools/md2docx/multi-templates/reference_gost.docx
@@ -284,7 +284,7 @@
   <w:docDefaults>
     <w:rPrDefault>
       <w:rPr>
-        <w:rFonts w:asciiTheme="minorHAnsi" w:eastAsiaTheme="minorEastAsia" w:hAnsiTheme="minorHAnsi" w:cstheme="minorBidi"/>
+        <w:rFonts w:cstheme="minorBidi"/>
         <w:sz w:val="22"/>
         <w:szCs w:val="22"/>
         <w:lang w:val="en-US" w:eastAsia="en-US" w:bidi="ar-SA"/>
@@ -511,7 +511,7 @@
       <w:outlineLvl w:val="0"/>
     </w:pPr>
     <w:rPr>
-      <w:rFonts w:asciiTheme="majorHAnsi" w:eastAsiaTheme="majorEastAsia" w:hAnsiTheme="majorHAnsi" w:cstheme="majorBidi" w:ascii="Times New Roman" w:hAnsi="Times New Roman" w:eastAsia="Times New Roman" w:cs="Times New Roman"/>
+      <w:rFonts w:ascii="Times New Roman" w:hAnsi="Times New Roman" w:eastAsia="Times New Roman" w:cs="Times New Roman"/>
       <w:b/>
       <w:bCs/>
       <w:color w:val="000000"/>
@@ -539,7 +539,7 @@
       <w:outlineLvl w:val="1"/>
     </w:pPr>
     <w:rPr>
-      <w:rFonts w:asciiTheme="majorHAnsi" w:eastAsiaTheme="majorEastAsia" w:hAnsiTheme="majorHAnsi" w:cstheme="majorBidi" w:ascii="Times New Roman" w:hAnsi="Times New Roman" w:eastAsia="Times New Roman" w:cs="Times New Roman"/>
+      <w:rFonts w:ascii="Times New Roman" w:hAnsi="Times New Roman" w:eastAsia="Times New Roman" w:cs="Times New Roman"/>
       <w:b/>
       <w:bCs/>
       <w:color w:val="000000"/>
@@ -567,7 +567,7 @@
       <w:outlineLvl w:val="2"/>
     </w:pPr>
     <w:rPr>
-      <w:rFonts w:asciiTheme="majorHAnsi" w:eastAsiaTheme="majorEastAsia" w:hAnsiTheme="majorHAnsi" w:cstheme="majorBidi" w:ascii="Times New Roman" w:hAnsi="Times New Roman" w:eastAsia="Times New Roman" w:cs="Times New Roman"/>
+      <w:rFonts w:ascii="Times New Roman" w:hAnsi="Times New Roman" w:eastAsia="Times New Roman" w:cs="Times New Roman"/>
       <w:b/>
       <w:bCs/>
       <w:color w:val="000000"/>
@@ -591,7 +591,7 @@
       <w:outlineLvl w:val="3"/>
     </w:pPr>
     <w:rPr>
-      <w:rFonts w:asciiTheme="majorHAnsi" w:eastAsiaTheme="majorEastAsia" w:hAnsiTheme="majorHAnsi" w:cstheme="majorBidi"/>
+      <w:rFonts w:cstheme="majorBidi"/>
       <w:b/>
       <w:bCs/>
       <w:i/>
@@ -616,7 +616,7 @@
       <w:outlineLvl w:val="4"/>
     </w:pPr>
     <w:rPr>
-      <w:rFonts w:asciiTheme="majorHAnsi" w:eastAsiaTheme="majorEastAsia" w:hAnsiTheme="majorHAnsi" w:cstheme="majorBidi"/>
+      <w:rFonts w:cstheme="majorBidi"/>
       <w:color w:val="243F60" w:themeColor="accent1" w:themeShade="7F"/>
     </w:rPr>
   </w:style>
@@ -637,7 +637,7 @@
       <w:outlineLvl w:val="5"/>
     </w:pPr>
     <w:rPr>
-      <w:rFonts w:asciiTheme="majorHAnsi" w:eastAsiaTheme="majorEastAsia" w:hAnsiTheme="majorHAnsi" w:cstheme="majorBidi"/>
+      <w:rFonts w:cstheme="majorBidi"/>
       <w:i/>
       <w:iCs/>
       <w:color w:val="243F60" w:themeColor="accent1" w:themeShade="7F"/>
@@ -660,7 +660,7 @@
       <w:outlineLvl w:val="6"/>
     </w:pPr>
     <w:rPr>
-      <w:rFonts w:asciiTheme="majorHAnsi" w:eastAsiaTheme="majorEastAsia" w:hAnsiTheme="majorHAnsi" w:cstheme="majorBidi"/>
+      <w:rFonts w:cstheme="majorBidi"/>
       <w:i/>
       <w:iCs/>
       <w:color w:val="404040" w:themeColor="text1" w:themeTint="BF"/>
@@ -683,7 +683,7 @@
       <w:outlineLvl w:val="7"/>
     </w:pPr>
     <w:rPr>
-      <w:rFonts w:asciiTheme="majorHAnsi" w:eastAsiaTheme="majorEastAsia" w:hAnsiTheme="majorHAnsi" w:cstheme="majorBidi"/>
+      <w:rFonts w:cstheme="majorBidi"/>
       <w:color w:val="4F81BD" w:themeColor="accent1"/>
       <w:sz w:val="20"/>
       <w:szCs w:val="20"/>
@@ -706,7 +706,7 @@
       <w:outlineLvl w:val="8"/>
     </w:pPr>
     <w:rPr>
-      <w:rFonts w:asciiTheme="majorHAnsi" w:eastAsiaTheme="majorEastAsia" w:hAnsiTheme="majorHAnsi" w:cstheme="majorBidi"/>
+      <w:rFonts w:cstheme="majorBidi"/>
       <w:i/>
       <w:iCs/>
       <w:color w:val="404040" w:themeColor="text1" w:themeTint="BF"/>
@@ -726,6 +726,14 @@
     <w:semiHidden/>
     <w:unhideWhenUsed/>
     <w:tblPr>
+      <w:tblBorders>
+        <w:top w:val="single" w:sz="4" w:space="0" w:color="000000"/>
+        <w:left w:val="single" w:sz="4" w:space="0" w:color="000000"/>
+        <w:bottom w:val="single" w:sz="4" w:space="0" w:color="000000"/>
+        <w:right w:val="single" w:sz="4" w:space="0" w:color="000000"/>
+        <w:insideH w:val="single" w:sz="4" w:space="0" w:color="000000"/>
+        <w:insideV w:val="single" w:sz="4" w:space="0" w:color="000000"/>
+      </w:tblBorders>
       <w:tblInd w:w="0" w:type="dxa"/>
       <w:tblCellMar>
         <w:top w:w="0" w:type="dxa"/>
@@ -757,7 +765,7 @@
     <w:uiPriority w:val="9"/>
     <w:rsid w:val="00FC693F"/>
     <w:rPr>
-      <w:rFonts w:asciiTheme="majorHAnsi" w:eastAsiaTheme="majorEastAsia" w:hAnsiTheme="majorHAnsi" w:cstheme="majorBidi"/>
+      <w:rFonts w:cstheme="majorBidi"/>
       <w:b/>
       <w:bCs/>
       <w:color w:val="365F91" w:themeColor="accent1" w:themeShade="BF"/>
@@ -772,7 +780,7 @@
     <w:uiPriority w:val="9"/>
     <w:rsid w:val="00FC693F"/>
     <w:rPr>
-      <w:rFonts w:asciiTheme="majorHAnsi" w:eastAsiaTheme="majorEastAsia" w:hAnsiTheme="majorHAnsi" w:cstheme="majorBidi"/>
+      <w:rFonts w:cstheme="majorBidi"/>
       <w:b/>
       <w:bCs/>
       <w:color w:val="4F81BD" w:themeColor="accent1"/>
@@ -787,7 +795,7 @@
     <w:uiPriority w:val="9"/>
     <w:rsid w:val="00FC693F"/>
     <w:rPr>
-      <w:rFonts w:asciiTheme="majorHAnsi" w:eastAsiaTheme="majorEastAsia" w:hAnsiTheme="majorHAnsi" w:cstheme="majorBidi"/>
+      <w:rFonts w:cstheme="majorBidi"/>
       <w:b/>
       <w:bCs/>
       <w:color w:val="4F81BD" w:themeColor="accent1"/>
@@ -809,7 +817,7 @@
       <w:contextualSpacing/>
     </w:pPr>
     <w:rPr>
-      <w:rFonts w:asciiTheme="majorHAnsi" w:eastAsiaTheme="majorEastAsia" w:hAnsiTheme="majorHAnsi" w:cstheme="majorBidi"/>
+      <w:rFonts w:cstheme="majorBidi"/>
       <w:color w:val="17365D" w:themeColor="text2" w:themeShade="BF"/>
       <w:spacing w:val="5"/>
       <w:kern w:val="28"/>
@@ -824,7 +832,7 @@
     <w:uiPriority w:val="10"/>
     <w:rsid w:val="00FC693F"/>
     <w:rPr>
-      <w:rFonts w:asciiTheme="majorHAnsi" w:eastAsiaTheme="majorEastAsia" w:hAnsiTheme="majorHAnsi" w:cstheme="majorBidi"/>
+      <w:rFonts w:cstheme="majorBidi"/>
       <w:color w:val="17365D" w:themeColor="text2" w:themeShade="BF"/>
       <w:spacing w:val="5"/>
       <w:kern w:val="28"/>
@@ -846,7 +854,7 @@
       </w:numPr>
     </w:pPr>
     <w:rPr>
-      <w:rFonts w:asciiTheme="majorHAnsi" w:eastAsiaTheme="majorEastAsia" w:hAnsiTheme="majorHAnsi" w:cstheme="majorBidi"/>
+      <w:rFonts w:cstheme="majorBidi"/>
       <w:i/>
       <w:iCs/>
       <w:color w:val="4F81BD" w:themeColor="accent1"/>
@@ -862,7 +870,7 @@
     <w:uiPriority w:val="11"/>
     <w:rsid w:val="00FC693F"/>
     <w:rPr>
-      <w:rFonts w:asciiTheme="majorHAnsi" w:eastAsiaTheme="majorEastAsia" w:hAnsiTheme="majorHAnsi" w:cstheme="majorBidi"/>
+      <w:rFonts w:cstheme="majorBidi"/>
       <w:i/>
       <w:iCs/>
       <w:color w:val="4F81BD" w:themeColor="accent1"/>
@@ -1160,7 +1168,7 @@
     <w:semiHidden/>
     <w:rsid w:val="00FC693F"/>
     <w:rPr>
-      <w:rFonts w:asciiTheme="majorHAnsi" w:eastAsiaTheme="majorEastAsia" w:hAnsiTheme="majorHAnsi" w:cstheme="majorBidi"/>
+      <w:rFonts w:cstheme="majorBidi"/>
       <w:b/>
       <w:bCs/>
       <w:i/>
@@ -1176,7 +1184,7 @@
     <w:semiHidden/>
     <w:rsid w:val="00FC693F"/>
     <w:rPr>
-      <w:rFonts w:asciiTheme="majorHAnsi" w:eastAsiaTheme="majorEastAsia" w:hAnsiTheme="majorHAnsi" w:cstheme="majorBidi"/>
+      <w:rFonts w:cstheme="majorBidi"/>
       <w:color w:val="243F60" w:themeColor="accent1" w:themeShade="7F"/>
     </w:rPr>
   </w:style>
@@ -1188,7 +1196,7 @@
     <w:semiHidden/>
     <w:rsid w:val="00FC693F"/>
     <w:rPr>
-      <w:rFonts w:asciiTheme="majorHAnsi" w:eastAsiaTheme="majorEastAsia" w:hAnsiTheme="majorHAnsi" w:cstheme="majorBidi"/>
+      <w:rFonts w:cstheme="majorBidi"/>
       <w:i/>
       <w:iCs/>
       <w:color w:val="243F60" w:themeColor="accent1" w:themeShade="7F"/>
@@ -1202,7 +1210,7 @@
     <w:semiHidden/>
     <w:rsid w:val="00FC693F"/>
     <w:rPr>
-      <w:rFonts w:asciiTheme="majorHAnsi" w:eastAsiaTheme="majorEastAsia" w:hAnsiTheme="majorHAnsi" w:cstheme="majorBidi"/>
+      <w:rFonts w:cstheme="majorBidi"/>
       <w:i/>
       <w:iCs/>
       <w:color w:val="404040" w:themeColor="text1" w:themeTint="BF"/>
@@ -1216,7 +1224,7 @@
     <w:semiHidden/>
     <w:rsid w:val="00FC693F"/>
     <w:rPr>
-      <w:rFonts w:asciiTheme="majorHAnsi" w:eastAsiaTheme="majorEastAsia" w:hAnsiTheme="majorHAnsi" w:cstheme="majorBidi"/>
+      <w:rFonts w:cstheme="majorBidi"/>
       <w:color w:val="4F81BD" w:themeColor="accent1"/>
       <w:sz w:val="20"/>
       <w:szCs w:val="20"/>
@@ -1230,7 +1238,7 @@
     <w:semiHidden/>
     <w:rsid w:val="00FC693F"/>
     <w:rPr>
-      <w:rFonts w:asciiTheme="majorHAnsi" w:eastAsiaTheme="majorEastAsia" w:hAnsiTheme="majorHAnsi" w:cstheme="majorBidi"/>
+      <w:rFonts w:cstheme="majorBidi"/>
       <w:i/>
       <w:iCs/>
       <w:color w:val="404040" w:themeColor="text1" w:themeTint="BF"/>
@@ -2819,7 +2827,7 @@
         <w:spacing w:before="0" w:after="0" w:line="240" w:lineRule="auto"/>
       </w:pPr>
       <w:rPr>
-        <w:rFonts w:asciiTheme="majorHAnsi" w:eastAsiaTheme="majorEastAsia" w:hAnsiTheme="majorHAnsi" w:cstheme="majorBidi"/>
+        <w:rFonts w:cstheme="majorBidi"/>
         <w:b/>
         <w:bCs/>
       </w:rPr>
@@ -2840,7 +2848,7 @@
         <w:spacing w:before="0" w:after="0" w:line="240" w:lineRule="auto"/>
       </w:pPr>
       <w:rPr>
-        <w:rFonts w:asciiTheme="majorHAnsi" w:eastAsiaTheme="majorEastAsia" w:hAnsiTheme="majorHAnsi" w:cstheme="majorBidi"/>
+        <w:rFonts w:cstheme="majorBidi"/>
         <w:b/>
         <w:bCs/>
       </w:rPr>
@@ -2858,14 +2866,14 @@
     </w:tblStylePr>
     <w:tblStylePr w:type="firstCol">
       <w:rPr>
-        <w:rFonts w:asciiTheme="majorHAnsi" w:eastAsiaTheme="majorEastAsia" w:hAnsiTheme="majorHAnsi" w:cstheme="majorBidi"/>
+        <w:rFonts w:cstheme="majorBidi"/>
         <w:b/>
         <w:bCs/>
       </w:rPr>
     </w:tblStylePr>
     <w:tblStylePr w:type="lastCol">
       <w:rPr>
-        <w:rFonts w:asciiTheme="majorHAnsi" w:eastAsiaTheme="majorEastAsia" w:hAnsiTheme="majorHAnsi" w:cstheme="majorBidi"/>
+        <w:rFonts w:cstheme="majorBidi"/>
         <w:b/>
         <w:bCs/>
       </w:rPr>
@@ -2949,7 +2957,7 @@
         <w:spacing w:before="0" w:after="0" w:line="240" w:lineRule="auto"/>
       </w:pPr>
       <w:rPr>
-        <w:rFonts w:asciiTheme="majorHAnsi" w:eastAsiaTheme="majorEastAsia" w:hAnsiTheme="majorHAnsi" w:cstheme="majorBidi"/>
+        <w:rFonts w:cstheme="majorBidi"/>
         <w:b/>
         <w:bCs/>
       </w:rPr>
@@ -2970,7 +2978,7 @@
         <w:spacing w:before="0" w:after="0" w:line="240" w:lineRule="auto"/>
       </w:pPr>
       <w:rPr>
-        <w:rFonts w:asciiTheme="majorHAnsi" w:eastAsiaTheme="majorEastAsia" w:hAnsiTheme="majorHAnsi" w:cstheme="majorBidi"/>
+        <w:rFonts w:cstheme="majorBidi"/>
         <w:b/>
         <w:bCs/>
       </w:rPr>
@@ -2988,14 +2996,14 @@
     </w:tblStylePr>
     <w:tblStylePr w:type="firstCol">
       <w:rPr>
-        <w:rFonts w:asciiTheme="majorHAnsi" w:eastAsiaTheme="majorEastAsia" w:hAnsiTheme="majorHAnsi" w:cstheme="majorBidi"/>
+        <w:rFonts w:cstheme="majorBidi"/>
         <w:b/>
         <w:bCs/>
       </w:rPr>
     </w:tblStylePr>
     <w:tblStylePr w:type="lastCol">
       <w:rPr>
-        <w:rFonts w:asciiTheme="majorHAnsi" w:eastAsiaTheme="majorEastAsia" w:hAnsiTheme="majorHAnsi" w:cstheme="majorBidi"/>
+        <w:rFonts w:cstheme="majorBidi"/>
         <w:b/>
         <w:bCs/>
       </w:rPr>
@@ -3079,7 +3087,7 @@
         <w:spacing w:before="0" w:after="0" w:line="240" w:lineRule="auto"/>
       </w:pPr>
       <w:rPr>
-        <w:rFonts w:asciiTheme="majorHAnsi" w:eastAsiaTheme="majorEastAsia" w:hAnsiTheme="majorHAnsi" w:cstheme="majorBidi"/>
+        <w:rFonts w:cstheme="majorBidi"/>
         <w:b/>
         <w:bCs/>
       </w:rPr>
@@ -3100,7 +3108,7 @@
         <w:spacing w:before="0" w:after="0" w:line="240" w:lineRule="auto"/>
       </w:pPr>
       <w:rPr>
-        <w:rFonts w:asciiTheme="majorHAnsi" w:eastAsiaTheme="majorEastAsia" w:hAnsiTheme="majorHAnsi" w:cstheme="majorBidi"/>
+        <w:rFonts w:cstheme="majorBidi"/>
         <w:b/>
         <w:bCs/>
       </w:rPr>
@@ -3118,14 +3126,14 @@
     </w:tblStylePr>
     <w:tblStylePr w:type="firstCol">
       <w:rPr>
-        <w:rFonts w:asciiTheme="majorHAnsi" w:eastAsiaTheme="majorEastAsia" w:hAnsiTheme="majorHAnsi" w:cstheme="majorBidi"/>
+        <w:rFonts w:cstheme="majorBidi"/>
         <w:b/>
         <w:bCs/>
       </w:rPr>
     </w:tblStylePr>
     <w:tblStylePr w:type="lastCol">
       <w:rPr>
-        <w:rFonts w:asciiTheme="majorHAnsi" w:eastAsiaTheme="majorEastAsia" w:hAnsiTheme="majorHAnsi" w:cstheme="majorBidi"/>
+        <w:rFonts w:cstheme="majorBidi"/>
         <w:b/>
         <w:bCs/>
       </w:rPr>
@@ -3209,7 +3217,7 @@
         <w:spacing w:before="0" w:after="0" w:line="240" w:lineRule="auto"/>
       </w:pPr>
       <w:rPr>
-        <w:rFonts w:asciiTheme="majorHAnsi" w:eastAsiaTheme="majorEastAsia" w:hAnsiTheme="majorHAnsi" w:cstheme="majorBidi"/>
+        <w:rFonts w:cstheme="majorBidi"/>
         <w:b/>
         <w:bCs/>
       </w:rPr>
@@ -3230,7 +3238,7 @@
         <w:spacing w:before="0" w:after="0" w:line="240" w:lineRule="auto"/>
       </w:pPr>
       <w:rPr>
-        <w:rFonts w:asciiTheme="majorHAnsi" w:eastAsiaTheme="majorEastAsia" w:hAnsiTheme="majorHAnsi" w:cstheme="majorBidi"/>
+        <w:rFonts w:cstheme="majorBidi"/>
         <w:b/>
         <w:bCs/>
       </w:rPr>
@@ -3248,14 +3256,14 @@
     </w:tblStylePr>
     <w:tblStylePr w:type="firstCol">
       <w:rPr>
-        <w:rFonts w:asciiTheme="majorHAnsi" w:eastAsiaTheme="majorEastAsia" w:hAnsiTheme="majorHAnsi" w:cstheme="majorBidi"/>
+        <w:rFonts w:cstheme="majorBidi"/>
         <w:b/>
         <w:bCs/>
       </w:rPr>
     </w:tblStylePr>
     <w:tblStylePr w:type="lastCol">
       <w:rPr>
-        <w:rFonts w:asciiTheme="majorHAnsi" w:eastAsiaTheme="majorEastAsia" w:hAnsiTheme="majorHAnsi" w:cstheme="majorBidi"/>
+        <w:rFonts w:cstheme="majorBidi"/>
         <w:b/>
         <w:bCs/>
       </w:rPr>
@@ -3339,7 +3347,7 @@
         <w:spacing w:before="0" w:after="0" w:line="240" w:lineRule="auto"/>
       </w:pPr>
       <w:rPr>
-        <w:rFonts w:asciiTheme="majorHAnsi" w:eastAsiaTheme="majorEastAsia" w:hAnsiTheme="majorHAnsi" w:cstheme="majorBidi"/>
+        <w:rFonts w:cstheme="majorBidi"/>
         <w:b/>
         <w:bCs/>
       </w:rPr>
@@ -3360,7 +3368,7 @@
         <w:spacing w:before="0" w:after="0" w:line="240" w:lineRule="auto"/>
       </w:pPr>
       <w:rPr>
-        <w:rFonts w:asciiTheme="majorHAnsi" w:eastAsiaTheme="majorEastAsia" w:hAnsiTheme="majorHAnsi" w:cstheme="majorBidi"/>
+        <w:rFonts w:cstheme="majorBidi"/>
         <w:b/>
         <w:bCs/>
       </w:rPr>
@@ -3378,14 +3386,14 @@
     </w:tblStylePr>
     <w:tblStylePr w:type="firstCol">
       <w:rPr>
-        <w:rFonts w:asciiTheme="majorHAnsi" w:eastAsiaTheme="majorEastAsia" w:hAnsiTheme="majorHAnsi" w:cstheme="majorBidi"/>
+        <w:rFonts w:cstheme="majorBidi"/>
         <w:b/>
         <w:bCs/>
       </w:rPr>
     </w:tblStylePr>
     <w:tblStylePr w:type="lastCol">
       <w:rPr>
-        <w:rFonts w:asciiTheme="majorHAnsi" w:eastAsiaTheme="majorEastAsia" w:hAnsiTheme="majorHAnsi" w:cstheme="majorBidi"/>
+        <w:rFonts w:cstheme="majorBidi"/>
         <w:b/>
         <w:bCs/>
       </w:rPr>
@@ -3469,7 +3477,7 @@
         <w:spacing w:before="0" w:after="0" w:line="240" w:lineRule="auto"/>
       </w:pPr>
       <w:rPr>
-        <w:rFonts w:asciiTheme="majorHAnsi" w:eastAsiaTheme="majorEastAsia" w:hAnsiTheme="majorHAnsi" w:cstheme="majorBidi"/>
+        <w:rFonts w:cstheme="majorBidi"/>
         <w:b/>
         <w:bCs/>
       </w:rPr>
@@ -3490,7 +3498,7 @@
         <w:spacing w:before="0" w:after="0" w:line="240" w:lineRule="auto"/>
       </w:pPr>
       <w:rPr>
-        <w:rFonts w:asciiTheme="majorHAnsi" w:eastAsiaTheme="majorEastAsia" w:hAnsiTheme="majorHAnsi" w:cstheme="majorBidi"/>
+        <w:rFonts w:cstheme="majorBidi"/>
         <w:b/>
         <w:bCs/>
       </w:rPr>
@@ -3508,14 +3516,14 @@
     </w:tblStylePr>
     <w:tblStylePr w:type="firstCol">
       <w:rPr>
-        <w:rFonts w:asciiTheme="majorHAnsi" w:eastAsiaTheme="majorEastAsia" w:hAnsiTheme="majorHAnsi" w:cstheme="majorBidi"/>
+        <w:rFonts w:cstheme="majorBidi"/>
         <w:b/>
         <w:bCs/>
       </w:rPr>
     </w:tblStylePr>
     <w:tblStylePr w:type="lastCol">
       <w:rPr>
-        <w:rFonts w:asciiTheme="majorHAnsi" w:eastAsiaTheme="majorEastAsia" w:hAnsiTheme="majorHAnsi" w:cstheme="majorBidi"/>
+        <w:rFonts w:cstheme="majorBidi"/>
         <w:b/>
         <w:bCs/>
       </w:rPr>
@@ -3599,7 +3607,7 @@
         <w:spacing w:before="0" w:after="0" w:line="240" w:lineRule="auto"/>
       </w:pPr>
       <w:rPr>
-        <w:rFonts w:asciiTheme="majorHAnsi" w:eastAsiaTheme="majorEastAsia" w:hAnsiTheme="majorHAnsi" w:cstheme="majorBidi"/>
+        <w:rFonts w:cstheme="majorBidi"/>
         <w:b/>
         <w:bCs/>
       </w:rPr>
@@ -3620,7 +3628,7 @@
         <w:spacing w:before="0" w:after="0" w:line="240" w:lineRule="auto"/>
       </w:pPr>
       <w:rPr>
-        <w:rFonts w:asciiTheme="majorHAnsi" w:eastAsiaTheme="majorEastAsia" w:hAnsiTheme="majorHAnsi" w:cstheme="majorBidi"/>
+        <w:rFonts w:cstheme="majorBidi"/>
         <w:b/>
         <w:bCs/>
       </w:rPr>
@@ -3638,14 +3646,14 @@
     </w:tblStylePr>
     <w:tblStylePr w:type="firstCol">
       <w:rPr>
-        <w:rFonts w:asciiTheme="majorHAnsi" w:eastAsiaTheme="majorEastAsia" w:hAnsiTheme="majorHAnsi" w:cstheme="majorBidi"/>
+        <w:rFonts w:cstheme="majorBidi"/>
         <w:b/>
         <w:bCs/>
       </w:rPr>
     </w:tblStylePr>
     <w:tblStylePr w:type="lastCol">
       <w:rPr>
-        <w:rFonts w:asciiTheme="majorHAnsi" w:eastAsiaTheme="majorEastAsia" w:hAnsiTheme="majorHAnsi" w:cstheme="majorBidi"/>
+        <w:rFonts w:cstheme="majorBidi"/>
         <w:b/>
         <w:bCs/>
       </w:rPr>
@@ -5510,7 +5518,7 @@
     </w:tblPr>
     <w:tblStylePr w:type="firstRow">
       <w:rPr>
-        <w:rFonts w:asciiTheme="majorHAnsi" w:eastAsiaTheme="majorEastAsia" w:hAnsiTheme="majorHAnsi" w:cstheme="majorBidi"/>
+        <w:rFonts w:cstheme="majorBidi"/>
       </w:rPr>
       <w:tblPr/>
       <w:tcPr>
@@ -5594,7 +5602,7 @@
     </w:tblPr>
     <w:tblStylePr w:type="firstRow">
       <w:rPr>
-        <w:rFonts w:asciiTheme="majorHAnsi" w:eastAsiaTheme="majorEastAsia" w:hAnsiTheme="majorHAnsi" w:cstheme="majorBidi"/>
+        <w:rFonts w:cstheme="majorBidi"/>
       </w:rPr>
       <w:tblPr/>
       <w:tcPr>
@@ -5678,7 +5686,7 @@
     </w:tblPr>
     <w:tblStylePr w:type="firstRow">
       <w:rPr>
-        <w:rFonts w:asciiTheme="majorHAnsi" w:eastAsiaTheme="majorEastAsia" w:hAnsiTheme="majorHAnsi" w:cstheme="majorBidi"/>
+        <w:rFonts w:cstheme="majorBidi"/>
       </w:rPr>
       <w:tblPr/>
       <w:tcPr>
@@ -5762,7 +5770,7 @@
     </w:tblPr>
     <w:tblStylePr w:type="firstRow">
       <w:rPr>
-        <w:rFonts w:asciiTheme="majorHAnsi" w:eastAsiaTheme="majorEastAsia" w:hAnsiTheme="majorHAnsi" w:cstheme="majorBidi"/>
+        <w:rFonts w:cstheme="majorBidi"/>
       </w:rPr>
       <w:tblPr/>
       <w:tcPr>
@@ -5846,7 +5854,7 @@
     </w:tblPr>
     <w:tblStylePr w:type="firstRow">
       <w:rPr>
-        <w:rFonts w:asciiTheme="majorHAnsi" w:eastAsiaTheme="majorEastAsia" w:hAnsiTheme="majorHAnsi" w:cstheme="majorBidi"/>
+        <w:rFonts w:cstheme="majorBidi"/>
       </w:rPr>
       <w:tblPr/>
       <w:tcPr>
@@ -5930,7 +5938,7 @@
     </w:tblPr>
     <w:tblStylePr w:type="firstRow">
       <w:rPr>
-        <w:rFonts w:asciiTheme="majorHAnsi" w:eastAsiaTheme="majorEastAsia" w:hAnsiTheme="majorHAnsi" w:cstheme="majorBidi"/>
+        <w:rFonts w:cstheme="majorBidi"/>
       </w:rPr>
       <w:tblPr/>
       <w:tcPr>
@@ -6014,7 +6022,7 @@
     </w:tblPr>
     <w:tblStylePr w:type="firstRow">
       <w:rPr>
-        <w:rFonts w:asciiTheme="majorHAnsi" w:eastAsiaTheme="majorEastAsia" w:hAnsiTheme="majorHAnsi" w:cstheme="majorBidi"/>
+        <w:rFonts w:cstheme="majorBidi"/>
       </w:rPr>
       <w:tblPr/>
       <w:tcPr>
@@ -6079,7 +6087,7 @@
       <w:spacing w:after="0" w:line="240" w:lineRule="auto"/>
     </w:pPr>
     <w:rPr>
-      <w:rFonts w:asciiTheme="majorHAnsi" w:eastAsiaTheme="majorEastAsia" w:hAnsiTheme="majorHAnsi" w:cstheme="majorBidi"/>
+      <w:rFonts w:cstheme="majorBidi"/>
       <w:color w:val="000000" w:themeColor="text1"/>
     </w:rPr>
     <w:tblPr>
@@ -6207,7 +6215,7 @@
       <w:spacing w:after="0" w:line="240" w:lineRule="auto"/>
     </w:pPr>
     <w:rPr>
-      <w:rFonts w:asciiTheme="majorHAnsi" w:eastAsiaTheme="majorEastAsia" w:hAnsiTheme="majorHAnsi" w:cstheme="majorBidi"/>
+      <w:rFonts w:cstheme="majorBidi"/>
       <w:color w:val="000000" w:themeColor="text1"/>
     </w:rPr>
     <w:tblPr>
@@ -6335,7 +6343,7 @@
       <w:spacing w:after="0" w:line="240" w:lineRule="auto"/>
     </w:pPr>
     <w:rPr>
-      <w:rFonts w:asciiTheme="majorHAnsi" w:eastAsiaTheme="majorEastAsia" w:hAnsiTheme="majorHAnsi" w:cstheme="majorBidi"/>
+      <w:rFonts w:cstheme="majorBidi"/>
       <w:color w:val="000000" w:themeColor="text1"/>
     </w:rPr>
     <w:tblPr>
@@ -6463,7 +6471,7 @@
       <w:spacing w:after="0" w:line="240" w:lineRule="auto"/>
     </w:pPr>
     <w:rPr>
-      <w:rFonts w:asciiTheme="majorHAnsi" w:eastAsiaTheme="majorEastAsia" w:hAnsiTheme="majorHAnsi" w:cstheme="majorBidi"/>
+      <w:rFonts w:cstheme="majorBidi"/>
       <w:color w:val="000000" w:themeColor="text1"/>
     </w:rPr>
     <w:tblPr>
@@ -6591,7 +6599,7 @@
       <w:spacing w:after="0" w:line="240" w:lineRule="auto"/>
     </w:pPr>
     <w:rPr>
-      <w:rFonts w:asciiTheme="majorHAnsi" w:eastAsiaTheme="majorEastAsia" w:hAnsiTheme="majorHAnsi" w:cstheme="majorBidi"/>
+      <w:rFonts w:cstheme="majorBidi"/>
       <w:color w:val="000000" w:themeColor="text1"/>
     </w:rPr>
     <w:tblPr>
@@ -6719,7 +6727,7 @@
       <w:spacing w:after="0" w:line="240" w:lineRule="auto"/>
     </w:pPr>
     <w:rPr>
-      <w:rFonts w:asciiTheme="majorHAnsi" w:eastAsiaTheme="majorEastAsia" w:hAnsiTheme="majorHAnsi" w:cstheme="majorBidi"/>
+      <w:rFonts w:cstheme="majorBidi"/>
       <w:color w:val="000000" w:themeColor="text1"/>
     </w:rPr>
     <w:tblPr>
@@ -6847,7 +6855,7 @@
       <w:spacing w:after="0" w:line="240" w:lineRule="auto"/>
     </w:pPr>
     <w:rPr>
-      <w:rFonts w:asciiTheme="majorHAnsi" w:eastAsiaTheme="majorEastAsia" w:hAnsiTheme="majorHAnsi" w:cstheme="majorBidi"/>
+      <w:rFonts w:cstheme="majorBidi"/>
       <w:color w:val="000000" w:themeColor="text1"/>
     </w:rPr>
     <w:tblPr>
@@ -7486,7 +7494,7 @@
       <w:spacing w:after="0" w:line="240" w:lineRule="auto"/>
     </w:pPr>
     <w:rPr>
-      <w:rFonts w:asciiTheme="majorHAnsi" w:eastAsiaTheme="majorEastAsia" w:hAnsiTheme="majorHAnsi" w:cstheme="majorBidi"/>
+      <w:rFonts w:cstheme="majorBidi"/>
       <w:color w:val="000000" w:themeColor="text1"/>
     </w:rPr>
     <w:tblPr>
@@ -7611,7 +7619,7 @@
       <w:spacing w:after="0" w:line="240" w:lineRule="auto"/>
     </w:pPr>
     <w:rPr>
-      <w:rFonts w:asciiTheme="majorHAnsi" w:eastAsiaTheme="majorEastAsia" w:hAnsiTheme="majorHAnsi" w:cstheme="majorBidi"/>
+      <w:rFonts w:cstheme="majorBidi"/>
       <w:color w:val="000000" w:themeColor="text1"/>
     </w:rPr>
     <w:tblPr>
@@ -7736,7 +7744,7 @@
       <w:spacing w:after="0" w:line="240" w:lineRule="auto"/>
     </w:pPr>
     <w:rPr>
-      <w:rFonts w:asciiTheme="majorHAnsi" w:eastAsiaTheme="majorEastAsia" w:hAnsiTheme="majorHAnsi" w:cstheme="majorBidi"/>
+      <w:rFonts w:cstheme="majorBidi"/>
       <w:color w:val="000000" w:themeColor="text1"/>
     </w:rPr>
     <w:tblPr>
@@ -7861,7 +7869,7 @@
       <w:spacing w:after="0" w:line="240" w:lineRule="auto"/>
     </w:pPr>
     <w:rPr>
-      <w:rFonts w:asciiTheme="majorHAnsi" w:eastAsiaTheme="majorEastAsia" w:hAnsiTheme="majorHAnsi" w:cstheme="majorBidi"/>
+      <w:rFonts w:cstheme="majorBidi"/>
       <w:color w:val="000000" w:themeColor="text1"/>
     </w:rPr>
     <w:tblPr>
@@ -7986,7 +7994,7 @@
       <w:spacing w:after="0" w:line="240" w:lineRule="auto"/>
     </w:pPr>
     <w:rPr>
-      <w:rFonts w:asciiTheme="majorHAnsi" w:eastAsiaTheme="majorEastAsia" w:hAnsiTheme="majorHAnsi" w:cstheme="majorBidi"/>
+      <w:rFonts w:cstheme="majorBidi"/>
       <w:color w:val="000000" w:themeColor="text1"/>
     </w:rPr>
     <w:tblPr>
@@ -8111,7 +8119,7 @@
       <w:spacing w:after="0" w:line="240" w:lineRule="auto"/>
     </w:pPr>
     <w:rPr>
-      <w:rFonts w:asciiTheme="majorHAnsi" w:eastAsiaTheme="majorEastAsia" w:hAnsiTheme="majorHAnsi" w:cstheme="majorBidi"/>
+      <w:rFonts w:cstheme="majorBidi"/>
       <w:color w:val="000000" w:themeColor="text1"/>
     </w:rPr>
     <w:tblPr>
@@ -8236,7 +8244,7 @@
       <w:spacing w:after="0" w:line="240" w:lineRule="auto"/>
     </w:pPr>
     <w:rPr>
-      <w:rFonts w:asciiTheme="majorHAnsi" w:eastAsiaTheme="majorEastAsia" w:hAnsiTheme="majorHAnsi" w:cstheme="majorBidi"/>
+      <w:rFonts w:cstheme="majorBidi"/>
       <w:color w:val="000000" w:themeColor="text1"/>
     </w:rPr>
     <w:tblPr>
@@ -12164,6 +12172,45 @@
       <w:ind w:firstLine="0"/>
       <w:jc w:val="center"/>
     </w:pPr>
+  </w:style>
+  <w:style w:type="paragraph" w:customStyle="1" w:styleId="TOC1">
+    <w:name w:val="TOC 1"/>
+    <w:basedOn w:val="Normal"/>
+    <w:pPr>
+      <w:spacing w:line="360" w:lineRule="auto" w:after="0"/>
+      <w:ind w:firstLine="0" w:left="0"/>
+    </w:pPr>
+    <w:rPr>
+      <w:rFonts w:ascii="Times New Roman" w:hAnsi="Times New Roman" w:eastAsia="Times New Roman" w:cs="Times New Roman"/>
+      <w:b w:val="0"/>
+      <w:sz w:val="24"/>
+    </w:rPr>
+  </w:style>
+  <w:style w:type="paragraph" w:customStyle="1" w:styleId="TOC2">
+    <w:name w:val="TOC 2"/>
+    <w:basedOn w:val="Normal"/>
+    <w:pPr>
+      <w:spacing w:line="360" w:lineRule="auto" w:after="0"/>
+      <w:ind w:firstLine="0" w:left="283"/>
+    </w:pPr>
+    <w:rPr>
+      <w:rFonts w:ascii="Times New Roman" w:hAnsi="Times New Roman" w:eastAsia="Times New Roman" w:cs="Times New Roman"/>
+      <w:b w:val="0"/>
+      <w:sz w:val="24"/>
+    </w:rPr>
+  </w:style>
+  <w:style w:type="paragraph" w:customStyle="1" w:styleId="TOC3">
+    <w:name w:val="TOC 3"/>
+    <w:basedOn w:val="Normal"/>
+    <w:pPr>
+      <w:spacing w:line="360" w:lineRule="auto" w:after="0"/>
+      <w:ind w:firstLine="0" w:left="567"/>
+    </w:pPr>
+    <w:rPr>
+      <w:rFonts w:ascii="Times New Roman" w:hAnsi="Times New Roman" w:eastAsia="Times New Roman" w:cs="Times New Roman"/>
+      <w:b w:val="0"/>
+      <w:sz w:val="24"/>
+    </w:rPr>
   </w:style>
 </w:styles>
 </file>

--- a/tools/md2docx/multi-templates/reference_gost.docx
+++ b/tools/md2docx/multi-templates/reference_gost.docx
@@ -1401,6 +1401,9 @@
     <w:qFormat/>
     <w:rsid w:val="00FC693F"/>
     <w:pPr>
+      <w:numPr>
+        <w:numId w:val="0"/>
+      </w:numPr>
       <w:outlineLvl w:val="9"/>
     </w:pPr>
   </w:style>
